--- a/files/Meal Selection - The Lion.docx
+++ b/files/Meal Selection - The Lion.docx
@@ -90,12 +90,12 @@
         <w:tblLook w:val="0620" w:firstRow="1" w:lastRow="0" w:firstColumn="0" w:lastColumn="0" w:noHBand="1" w:noVBand="1"/>
       </w:tblPr>
       <w:tblGrid>
-        <w:gridCol w:w="1541"/>
-        <w:gridCol w:w="2206"/>
-        <w:gridCol w:w="2786"/>
-        <w:gridCol w:w="2736"/>
-        <w:gridCol w:w="2090"/>
-        <w:gridCol w:w="2589"/>
+        <w:gridCol w:w="1620"/>
+        <w:gridCol w:w="2299"/>
+        <w:gridCol w:w="1958"/>
+        <w:gridCol w:w="3026"/>
+        <w:gridCol w:w="2214"/>
+        <w:gridCol w:w="2831"/>
       </w:tblGrid>
       <w:tr>
         <w:trPr>
@@ -225,35 +225,35 @@
               <w:spacing w:after="160" w:line="278" w:lineRule="auto"/>
             </w:pPr>
             <w:r>
-              <w:t>Crispy onion &amp; corn bites with mango mole</w:t>
-            </w:r>
-          </w:p>
-        </w:tc>
-        <w:tc>
-          <w:tcPr>
-            <w:tcW w:w="0" w:type="auto"/>
-            <w:hideMark/>
-          </w:tcPr>
-          <w:p>
-            <w:pPr>
-              <w:spacing w:after="160" w:line="278" w:lineRule="auto"/>
-            </w:pPr>
-            <w:r>
-              <w:t>Lion’s Hot Chicken Burger</w:t>
-            </w:r>
-          </w:p>
-        </w:tc>
-        <w:tc>
-          <w:tcPr>
-            <w:tcW w:w="0" w:type="auto"/>
-            <w:hideMark/>
-          </w:tcPr>
-          <w:p>
-            <w:pPr>
-              <w:spacing w:after="160" w:line="278" w:lineRule="auto"/>
-            </w:pPr>
-            <w:r>
-              <w:t>No dessert</w:t>
+              <w:t>No starter</w:t>
+            </w:r>
+          </w:p>
+        </w:tc>
+        <w:tc>
+          <w:tcPr>
+            <w:tcW w:w="0" w:type="auto"/>
+            <w:hideMark/>
+          </w:tcPr>
+          <w:p>
+            <w:pPr>
+              <w:spacing w:after="160" w:line="278" w:lineRule="auto"/>
+            </w:pPr>
+            <w:r>
+              <w:t>Beer battered Cod &amp; Chips</w:t>
+            </w:r>
+          </w:p>
+        </w:tc>
+        <w:tc>
+          <w:tcPr>
+            <w:tcW w:w="0" w:type="auto"/>
+            <w:hideMark/>
+          </w:tcPr>
+          <w:p>
+            <w:pPr>
+              <w:spacing w:after="160" w:line="278" w:lineRule="auto"/>
+            </w:pPr>
+            <w:r>
+              <w:t>Sticky Toffee Pudding</w:t>
             </w:r>
           </w:p>
         </w:tc>
@@ -1721,24 +1721,6 @@
         </w:numPr>
       </w:pPr>
       <w:r>
-        <w:t xml:space="preserve">Crispy onion &amp; corn bites – </w:t>
-      </w:r>
-      <w:r>
-        <w:rPr>
-          <w:b/>
-          <w:bCs/>
-        </w:rPr>
-        <w:t>1</w:t>
-      </w:r>
-    </w:p>
-    <w:p>
-      <w:pPr>
-        <w:numPr>
-          <w:ilvl w:val="0"/>
-          <w:numId w:val="5"/>
-        </w:numPr>
-      </w:pPr>
-      <w:r>
         <w:t xml:space="preserve">Chef’s Soup of the Day – </w:t>
       </w:r>
       <w:r>
@@ -1801,24 +1783,6 @@
         </w:numPr>
       </w:pPr>
       <w:r>
-        <w:t xml:space="preserve">Lion’s Hot Chicken Burger – </w:t>
-      </w:r>
-      <w:r>
-        <w:rPr>
-          <w:b/>
-          <w:bCs/>
-        </w:rPr>
-        <w:t>1</w:t>
-      </w:r>
-    </w:p>
-    <w:p>
-      <w:pPr>
-        <w:numPr>
-          <w:ilvl w:val="0"/>
-          <w:numId w:val="6"/>
-        </w:numPr>
-      </w:pPr>
-      <w:r>
         <w:t xml:space="preserve">Beer battered Cod &amp; Chips – </w:t>
       </w:r>
       <w:r>
@@ -1826,7 +1790,7 @@
           <w:b/>
           <w:bCs/>
         </w:rPr>
-        <w:t>8</w:t>
+        <w:t>9</w:t>
       </w:r>
     </w:p>
     <w:p>
@@ -1913,7 +1877,7 @@
           <w:b/>
           <w:bCs/>
         </w:rPr>
-        <w:t>6</w:t>
+        <w:t>7</w:t>
       </w:r>
     </w:p>
     <w:p>

--- a/files/Meal Selection - The Lion.docx
+++ b/files/Meal Selection - The Lion.docx
@@ -1653,6 +1653,68 @@
           </w:p>
         </w:tc>
       </w:tr>
+      <w:tr>
+        <w:tc>
+          <w:tcPr>
+            <w:tcW w:w="0" w:type="auto"/>
+          </w:tcPr>
+          <w:p>
+            <w:r>
+              <w:t>Carole Griffiths</w:t>
+            </w:r>
+          </w:p>
+        </w:tc>
+        <w:tc>
+          <w:tcPr>
+            <w:tcW w:w="0" w:type="auto"/>
+          </w:tcPr>
+          <w:p>
+            <w:r>
+              <w:t>None</w:t>
+            </w:r>
+          </w:p>
+        </w:tc>
+        <w:tc>
+          <w:tcPr>
+            <w:tcW w:w="0" w:type="auto"/>
+          </w:tcPr>
+          <w:p>
+            <w:r>
+              <w:t>No starter</w:t>
+            </w:r>
+          </w:p>
+        </w:tc>
+        <w:tc>
+          <w:tcPr>
+            <w:tcW w:w="0" w:type="auto"/>
+          </w:tcPr>
+          <w:p>
+            <w:r>
+              <w:t>Beer battered Cod &amp; Chips</w:t>
+            </w:r>
+          </w:p>
+        </w:tc>
+        <w:tc>
+          <w:tcPr>
+            <w:tcW w:w="0" w:type="auto"/>
+          </w:tcPr>
+          <w:p>
+            <w:r>
+              <w:t>Sticky Toffee Pudding</w:t>
+            </w:r>
+          </w:p>
+        </w:tc>
+        <w:tc>
+          <w:tcPr>
+            <w:tcW w:w="0" w:type="auto"/>
+          </w:tcPr>
+          <w:p>
+            <w:r>
+              <w:t>—</w:t>
+            </w:r>
+          </w:p>
+        </w:tc>
+      </w:tr>
     </w:tbl>
     <w:p>
       <w:r>
@@ -1790,7 +1852,7 @@
           <w:b/>
           <w:bCs/>
         </w:rPr>
-        <w:t>9</w:t>
+        <w:t>10</w:t>
       </w:r>
     </w:p>
     <w:p>
@@ -1877,7 +1939,7 @@
           <w:b/>
           <w:bCs/>
         </w:rPr>
-        <w:t>7</w:t>
+        <w:t>8</w:t>
       </w:r>
     </w:p>
     <w:p>

--- a/files/Meal Selection - The Lion.docx
+++ b/files/Meal Selection - The Lion.docx
@@ -15,7 +15,54 @@
           <w:b/>
           <w:bCs/>
         </w:rPr>
-        <w:t>Hotel 2 – The Lion</w:t>
+        <w:t>The Lion</w:t>
+      </w:r>
+    </w:p>
+    <w:p>
+      <w:pPr>
+        <w:pStyle w:val="Heading2"/>
+        <w:rPr>
+          <w:b/>
+          <w:bCs/>
+        </w:rPr>
+      </w:pPr>
+      <w:r>
+        <w:rPr>
+          <w:b/>
+          <w:bCs/>
+        </w:rPr>
+        <w:t xml:space="preserve">Date: </w:t>
+      </w:r>
+      <w:r>
+        <w:t>4</w:t>
+      </w:r>
+      <w:r>
+        <w:rPr>
+          <w:vertAlign w:val="superscript"/>
+        </w:rPr>
+        <w:t>th</w:t>
+      </w:r>
+      <w:r>
+        <w:t xml:space="preserve"> June 2026</w:t>
+      </w:r>
+    </w:p>
+    <w:p>
+      <w:pPr>
+        <w:pStyle w:val="Heading2"/>
+        <w:rPr>
+          <w:b/>
+          <w:bCs/>
+        </w:rPr>
+      </w:pPr>
+      <w:r>
+        <w:rPr>
+          <w:b/>
+          <w:bCs/>
+        </w:rPr>
+        <w:t xml:space="preserve">Party: </w:t>
+      </w:r>
+      <w:r>
+        <w:t>Heather Marriott (19 Guests)</w:t>
       </w:r>
     </w:p>
     <w:p>
@@ -1715,9 +1762,72 @@
           </w:p>
         </w:tc>
       </w:tr>
+      <w:tr>
+        <w:tc>
+          <w:tcPr>
+            <w:tcW w:w="0" w:type="auto"/>
+          </w:tcPr>
+          <w:p>
+            <w:r>
+              <w:t>David Griffiths</w:t>
+            </w:r>
+          </w:p>
+        </w:tc>
+        <w:tc>
+          <w:tcPr>
+            <w:tcW w:w="0" w:type="auto"/>
+          </w:tcPr>
+          <w:p>
+            <w:r>
+              <w:t>None</w:t>
+            </w:r>
+          </w:p>
+        </w:tc>
+        <w:tc>
+          <w:tcPr>
+            <w:tcW w:w="0" w:type="auto"/>
+          </w:tcPr>
+          <w:p>
+            <w:r>
+              <w:t>Lightly fried whitebait</w:t>
+            </w:r>
+          </w:p>
+        </w:tc>
+        <w:tc>
+          <w:tcPr>
+            <w:tcW w:w="0" w:type="auto"/>
+          </w:tcPr>
+          <w:p>
+            <w:r>
+              <w:t>Beer battered Cod &amp; Chips</w:t>
+            </w:r>
+          </w:p>
+        </w:tc>
+        <w:tc>
+          <w:tcPr>
+            <w:tcW w:w="0" w:type="auto"/>
+          </w:tcPr>
+          <w:p>
+            <w:r>
+              <w:t>No dessert</w:t>
+            </w:r>
+          </w:p>
+        </w:tc>
+        <w:tc>
+          <w:tcPr>
+            <w:tcW w:w="0" w:type="auto"/>
+          </w:tcPr>
+          <w:p>
+            <w:r>
+              <w:t>—</w:t>
+            </w:r>
+          </w:p>
+        </w:tc>
+      </w:tr>
     </w:tbl>
     <w:p>
       <w:r>
+        <w:lastRenderedPageBreak/>
         <w:pict w14:anchorId="52B4EFCC">
           <v:rect id="_x0000_i1026" style="width:0;height:1.5pt" o:hralign="center" o:hrstd="t" o:hr="t" fillcolor="#a0a0a0" stroked="f"/>
         </w:pict>
@@ -1808,7 +1918,7 @@
           <w:b/>
           <w:bCs/>
         </w:rPr>
-        <w:t>3</w:t>
+        <w:t>4</w:t>
       </w:r>
     </w:p>
     <w:p>
@@ -1852,7 +1962,14 @@
           <w:b/>
           <w:bCs/>
         </w:rPr>
-        <w:t>10</w:t>
+        <w:t>1</w:t>
+      </w:r>
+      <w:r>
+        <w:rPr>
+          <w:b/>
+          <w:bCs/>
+        </w:rPr>
+        <w:t>1</w:t>
       </w:r>
     </w:p>
     <w:p>
